--- a/companies/northgate-staffing/Engagements/Howard, Carlson and Tran/2019.05.12 - Kickoff Memo - General Counsel Search.docx
+++ b/companies/northgate-staffing/Engagements/Howard, Carlson and Tran/2019.05.12 - Kickoff Memo - General Counsel Search.docx
@@ -7,32 +7,21 @@
         <w:pStyle w:val="Heading1"/>
       </w:pPr>
       <w:r>
-        <w:t>Kickoff Memorandum</w:t>
+        <w:t>Kickoff Memo: General Counsel Search for Howard, Carlson and Tran</w:t>
       </w:r>
     </w:p>
     <w:p>
       <w:r>
-        <w:t>To: Sandra Fuentes, James Grant</w:t>
+        <w:t>To: Sandra Fuentes; James Grant</w:t>
+        <w:br/>
+        <w:t>From: Nicole Donovan</w:t>
+        <w:br/>
+        <w:t>Re: How we will run the General Counsel search</w:t>
       </w:r>
     </w:p>
     <w:p>
       <w:r>
-        <w:t>From: Nicole Donovan</w:t>
-      </w:r>
-    </w:p>
-    <w:p>
-      <w:r>
-        <w:t>Re: General Counsel Search, Howard, Carlson and Tran</w:t>
-      </w:r>
-    </w:p>
-    <w:p>
-      <w:r>
-        <w:t>The engagement for Howard, Carlson and Tran commenced May 9, 2019 and we are at the front of it. This memorandum records the objectives as I understand them from the engagement letter and from Sandra Fuentes's notes on the first client conversation, so that we are working from one statement rather than three. Please correct anything I have mischaracterized before I take it into the research plan.</w:t>
-      </w:r>
-    </w:p>
-    <w:p>
-      <w:r>
-        <w:t>The objective is a General Counsel reporting to the General Manager, with the commercial contracting load as the center of the role and litigation management and regulatory work around it. The point Kelly Chavez put in the engagement letter is the one I want to keep in front of us: the seat the client describes and the seat the existing job description describes are not the same seat. Our first deliverable is not a longlist. It is an approved position specification that resolves that difference in writing. I have scheduled nothing that assumes otherwise.</w:t>
+        <w:t>Our objective is a single one, and it should govern every choice from here: place a General Counsel with Howard, Carlson and Tran whom their board will still be glad to have hired three years on. We agreed the mandate with the client's General Manager, Amy Alvarez, and the engagement begins on May 9, 2019. This memo records the plan we set at kickoff, so the three of us work from one brief rather than three. The search will run heavily on correspondence, because the strongest candidates are not looking and both sides will need steady contact to stay comfortable.</w:t>
       </w:r>
     </w:p>
     <w:p>
@@ -40,7 +29,20 @@
         <w:pStyle w:val="Heading2"/>
       </w:pPr>
       <w:r>
-        <w:t>Workstreams</w:t>
+        <w:t>The role we are filling</w:t>
+      </w:r>
+    </w:p>
+    <w:p>
+      <w:r>
+        <w:t>The client wants a General Counsel who is a genuine partner to leadership, not only a technical lawyer. They have said little yet about the finer points of the brief, which is why the specification comes first. Settling it with Amy Alvarez and her board is the first real task on the account, and it will set the terms every later decision rests on. The profile we build from it should read the same to all three of us, so that the field we assemble answers one brief and not three private readings of it. Discretion holds throughout: we describe candidates by their current seat and record, and we hold names until both sides want to meet.</w:t>
+      </w:r>
+    </w:p>
+    <w:p>
+      <w:pPr>
+        <w:pStyle w:val="Heading2"/>
+      </w:pPr>
+      <w:r>
+        <w:t>How the work divides</w:t>
       </w:r>
     </w:p>
     <w:p>
@@ -48,7 +50,7 @@
         <w:pStyle w:val="ListBullet"/>
       </w:pPr>
       <w:r>
-        <w:t>Specification. Interviews with Amy Alvarez and with the executives and outside counsel the General Counsel will work with most closely. Sandra Fuentes leads; I draft. Output is a position specification the client approves in writing before any outreach. I will not treat a verbal 'that looks right' as approval.</w:t>
+        <w:t>Specification: Sandra Fuentes drafts the position specification and settles it with the client, so the whole team searches against one agreed brief rather than four private ones.</w:t>
       </w:r>
     </w:p>
     <w:p>
@@ -56,7 +58,7 @@
         <w:pStyle w:val="ListBullet"/>
       </w:pPr>
       <w:r>
-        <w:t>Market mapping. Companies by type and scale that produce this profile, and the seats within them that produce it. I own this. I will bring the map to the team before I bring names to it, because a map we disagree about is cheaper to fix than a longlist we disagree about.</w:t>
+        <w:t>Market and long list: James Grant leads the mapping at the senior end, works the sectors where a General Counsel of this profile is actually found, and builds the long list from that map rather than from a list we already hold.</w:t>
       </w:r>
     </w:p>
     <w:p>
@@ -64,7 +66,7 @@
         <w:pStyle w:val="ListBullet"/>
       </w:pPr>
       <w:r>
-        <w:t>Longlist development. Candidate identification against the approved specification, with each entry carried by current role and market rather than by name in anything that leaves the team. I own this; Sandra Fuentes reviews before it goes to the client.</w:t>
+        <w:t>Research and profiles: I prepare the candidate research and the short profiles the consultants circulate, each drawn by current role rather than by name, so they are clean enough to drop into a slate.</w:t>
       </w:r>
     </w:p>
     <w:p>
@@ -72,15 +74,7 @@
         <w:pStyle w:val="ListBullet"/>
       </w:pPr>
       <w:r>
-        <w:t>Client relationship. James Grant holds this. Jim, the read I want from you early is whether this client will actually hire on the timeline in the letter, or whether we are mapping a market for a decision that has not been made yet.</w:t>
-      </w:r>
-    </w:p>
-    <w:p>
-      <w:pPr>
-        <w:pStyle w:val="ListBullet"/>
-      </w:pPr>
-      <w:r>
-        <w:t>Assessment planning. Interview structure and the reference approach, drafted now so that we are not designing it while candidates are waiting. Sandra Fuentes owns the standard.</w:t>
+        <w:t>Logistics: I keep the schedules, the client billing, and the meeting arrangements in order, so the search never goes quiet on the client or on a candidate while we are busy elsewhere.</w:t>
       </w:r>
     </w:p>
     <w:p>
@@ -88,52 +82,22 @@
         <w:pStyle w:val="Heading2"/>
       </w:pPr>
       <w:r>
-        <w:t>Next Steps</w:t>
-      </w:r>
-    </w:p>
-    <w:p>
-      <w:pPr>
-        <w:pStyle w:val="ListBullet"/>
-      </w:pPr>
-      <w:r>
-        <w:t>I will circulate a specification interview schedule this week and ask Amy Alvarez to confirm the internal participants.</w:t>
-      </w:r>
-    </w:p>
-    <w:p>
-      <w:pPr>
-        <w:pStyle w:val="ListBullet"/>
-      </w:pPr>
-      <w:r>
-        <w:t>Sandra Fuentes and I take the first client interview; I will have a draft specification back to the team within two weeks of the last of those conversations.</w:t>
-      </w:r>
-    </w:p>
-    <w:p>
-      <w:pPr>
-        <w:pStyle w:val="ListBullet"/>
-      </w:pPr>
-      <w:r>
-        <w:t>James Grant to make the introductory call to the client contacts he already knows before we send calendar invitations to them. Jim, you will do this anyway, so I am writing it down as a step rather than pretending it is not one.</w:t>
-      </w:r>
-    </w:p>
-    <w:p>
-      <w:pPr>
-        <w:pStyle w:val="ListBullet"/>
-      </w:pPr>
-      <w:r>
-        <w:t>I will open the research file and begin the market map immediately. It does not depend on the specification being final, only on the role being roughly located, and it is the long pole.</w:t>
-      </w:r>
-    </w:p>
-    <w:p>
-      <w:pPr>
-        <w:pStyle w:val="ListBullet"/>
-      </w:pPr>
-      <w:r>
-        <w:t>No candidate outreach until the specification is approved. If we are asked to accelerate, the answer comes from Sandra Fuentes, not from the research file.</w:t>
+        <w:t>First moves</w:t>
       </w:r>
     </w:p>
     <w:p>
       <w:r>
-        <w:t>One note on titles, since it will matter here. Legal titles at mid-market companies are not consistent, and a General Counsel at one of these companies and a General Counsel at another are frequently doing different jobs at different scope. I will describe scope in the map rather than relying on the title, and I would rather be asked why an entry is there than have a title do the arguing for me.</w:t>
+        <w:t>The specification gates everything else, so that is where we start. This week Sandra Fuentes gets a first draft of the specification to Amy Alvarez, and I would like James Grant to open the market map in parallel, so we are not idle while the client reads. I will set a standing weekly check-in for the three of us and arrange a first calibration call once the draft is in the client's hands. If anyone sees a reason this plan will not hold, say so now, before the search is underway.</w:t>
+      </w:r>
+    </w:p>
+    <w:p>
+      <w:r>
+        <w:t>A word on how we will keep the thread orderly. This is a correspondence-heavy search, so the record matters as much as the calls, and I will hold the schedules, the notes, and the client billing in one place. Every candidate profile I circulate will carry a name at the top for questions, so nothing waits on a guess about who owns it. When something is delicate, it waits for a call rather than an email, and I will flag those to whichever of you owns the relationship.</w:t>
+      </w:r>
+    </w:p>
+    <w:p>
+      <w:r>
+        <w:t>That is the whole of it for now. Once the specification is agreed, the market work begins in earnest, and the memo after this one will be about candidates rather than plan.</w:t>
       </w:r>
     </w:p>
     <w:sectPr>

--- a/companies/northgate-staffing/Engagements/Howard, Carlson and Tran/2019.05.12 - Kickoff Memo - General Counsel Search.docx
+++ b/companies/northgate-staffing/Engagements/Howard, Carlson and Tran/2019.05.12 - Kickoff Memo - General Counsel Search.docx
@@ -3,25 +3,19 @@
 <w:document xmlns:wpc="http://schemas.microsoft.com/office/word/2010/wordprocessingCanvas" xmlns:mo="http://schemas.microsoft.com/office/mac/office/2008/main" xmlns:mc="http://schemas.openxmlformats.org/markup-compatibility/2006" xmlns:mv="urn:schemas-microsoft-com:mac:vml" xmlns:o="urn:schemas-microsoft-com:office:office" xmlns:r="http://schemas.openxmlformats.org/officeDocument/2006/relationships" xmlns:m="http://schemas.openxmlformats.org/officeDocument/2006/math" xmlns:v="urn:schemas-microsoft-com:vml" xmlns:wp14="http://schemas.microsoft.com/office/word/2010/wordprocessingDrawing" xmlns:wp="http://schemas.openxmlformats.org/drawingml/2006/wordprocessingDrawing" xmlns:w10="urn:schemas-microsoft-com:office:word" xmlns:w="http://schemas.openxmlformats.org/wordprocessingml/2006/main" xmlns:w14="http://schemas.microsoft.com/office/word/2010/wordml" xmlns:wpg="http://schemas.microsoft.com/office/word/2010/wordprocessingGroup" xmlns:wpi="http://schemas.microsoft.com/office/word/2010/wordprocessingInk" xmlns:wne="http://schemas.microsoft.com/office/word/2006/wordml" xmlns:wps="http://schemas.microsoft.com/office/word/2010/wordprocessingShape" mc:Ignorable="w14 wp14">
   <w:body>
     <w:p>
-      <w:pPr>
-        <w:pStyle w:val="Heading1"/>
-      </w:pPr>
       <w:r>
-        <w:t>Kickoff Memo: General Counsel Search for Howard, Carlson and Tran</w:t>
+        <w:t>To: Sandra Fuentes, James Grant</w:t>
+        <w:br/>
+        <w:t>From: Nicole Donovan</w:t>
+        <w:br/>
+        <w:t>Re: General counsel search for Howard, Carlson and Tran, opening plan and division of work</w:t>
+        <w:br/>
+        <w:t>Copy: engagement file</w:t>
       </w:r>
     </w:p>
     <w:p>
       <w:r>
-        <w:t>To: Sandra Fuentes; James Grant</w:t>
-        <w:br/>
-        <w:t>From: Nicole Donovan</w:t>
-        <w:br/>
-        <w:t>Re: How we will run the General Counsel search</w:t>
-      </w:r>
-    </w:p>
-    <w:p>
-      <w:r>
-        <w:t>Our objective is a single one, and it should govern every choice from here: place a General Counsel with Howard, Carlson and Tran whom their board will still be glad to have hired three years on. We agreed the mandate with the client's General Manager, Amy Alvarez, and the engagement begins on May 9, 2019. This memo records the plan we set at kickoff, so the three of us work from one brief rather than three. The search will run heavily on correspondence, because the strongest candidates are not looking and both sides will need steady contact to stay comfortable.</w:t>
+        <w:t>The engagement opened May 9, 2019 and this memo is the record of what we settled in the room afterwards. Amy Alvarez is our client on the assignment and the role reports to her. Everything below is what I will hold the file to until one of you tells me to change it.</w:t>
       </w:r>
     </w:p>
     <w:p>
@@ -29,12 +23,17 @@
         <w:pStyle w:val="Heading2"/>
       </w:pPr>
       <w:r>
-        <w:t>The role we are filling</w:t>
+        <w:t>The objective, stated once</w:t>
       </w:r>
     </w:p>
     <w:p>
       <w:r>
-        <w:t>The client wants a General Counsel who is a genuine partner to leadership, not only a technical lawyer. They have said little yet about the finer points of the brief, which is why the specification comes first. Settling it with Amy Alvarez and her board is the first real task on the account, and it will set the terms every later decision rests on. The profile we build from it should read the same to all three of us, so that the field we assemble answers one brief and not three private readings of it. Discretion holds throughout: we describe candidates by their current seat and record, and we hold names until both sides want to meet.</w:t>
+        <w:t>Present a slate of general counsel candidates who can carry the legal work of a business this size without a department behind them. The work going to outside firms today is commercial contracts and employment, and the client wants that judgment inside the business and available in the week it is asked for rather than in the week after.</w:t>
+      </w:r>
+    </w:p>
+    <w:p>
+      <w:r>
+        <w:t>Two constraints from the intake session shape the map and are worth repeating. Amy Alvarez wants a lawyer who has been the only one in a room of operators and was comfortable there. She also said, without being asked, that a candidate whose first move is to build a team is not the candidate.</w:t>
       </w:r>
     </w:p>
     <w:p>
@@ -42,7 +41,12 @@
         <w:pStyle w:val="Heading2"/>
       </w:pPr>
       <w:r>
-        <w:t>How the work divides</w:t>
+        <w:t>Who owns which piece</w:t>
+      </w:r>
+    </w:p>
+    <w:p>
+      <w:r>
+        <w:t>Five pieces, in the order each one unlocks the next. I have put the owner on every line so that nobody has to come and ask me in three weeks.</w:t>
       </w:r>
     </w:p>
     <w:p>
@@ -50,7 +54,7 @@
         <w:pStyle w:val="ListBullet"/>
       </w:pPr>
       <w:r>
-        <w:t>Specification: Sandra Fuentes drafts the position specification and settles it with the client, so the whole team searches against one agreed brief rather than four private ones.</w:t>
+        <w:t>1. Specification. Sandra Fuentes runs both sessions at the client and drafts from them. I sit in and keep the record. No part of it reaches a candidate before Amy Alvarez has approved the draft in writing.</w:t>
       </w:r>
     </w:p>
     <w:p>
@@ -58,7 +62,7 @@
         <w:pStyle w:val="ListBullet"/>
       </w:pPr>
       <w:r>
-        <w:t>Market and long list: James Grant leads the mapping at the senior end, works the sectors where a General Counsel of this profile is actually found, and builds the long list from that map rather than from a list we already hold.</w:t>
+        <w:t>2. Market map. Mine to build: businesses in the client's revenue band and the two sectors either side of it, and the counsel, deputy counsel, and head of legal titles sitting inside them. I am building it to be defensible rather than long.</w:t>
       </w:r>
     </w:p>
     <w:p>
@@ -66,7 +70,7 @@
         <w:pStyle w:val="ListBullet"/>
       </w:pPr>
       <w:r>
-        <w:t>Research and profiles: I prepare the candidate research and the short profiles the consultants circulate, each drawn by current role rather than by name, so they are clean enough to drop into a slate.</w:t>
+        <w:t>3. Long list. Mine to draw off the map and not off our files. James Grant reads it before a single name is approached, and Sandra Fuentes takes it to the client.</w:t>
       </w:r>
     </w:p>
     <w:p>
@@ -74,7 +78,15 @@
         <w:pStyle w:val="ListBullet"/>
       </w:pPr>
       <w:r>
-        <w:t>Logistics: I keep the schedules, the client billing, and the meeting arrangements in order, so the search never goes quiet on the client or on a candidate while we are busy elsewhere.</w:t>
+        <w:t>4. Approach wording. James Grant owns it. Every approach goes by telephone and by a consultant, and I log who was approached, when, by what route, and what came back.</w:t>
+      </w:r>
+    </w:p>
+    <w:p>
+      <w:pPr>
+        <w:pStyle w:val="ListBullet"/>
+      </w:pPr>
+      <w:r>
+        <w:t>5. Reporting. A written update to Amy Alvarez every fortnight and a working session at each review point. Sandra Fuentes holds the client relationship. I draft, she signs.</w:t>
       </w:r>
     </w:p>
     <w:p>
@@ -82,22 +94,40 @@
         <w:pStyle w:val="Heading2"/>
       </w:pPr>
       <w:r>
-        <w:t>First moves</w:t>
+        <w:t>Unsettled, and it changes the approach</w:t>
       </w:r>
     </w:p>
     <w:p>
       <w:r>
-        <w:t>The specification gates everything else, so that is where we start. This week Sandra Fuentes gets a first draft of the specification to Amy Alvarez, and I would like James Grant to open the market map in parallel, so we are not idle while the client reads. I will set a standing weekly check-in for the three of us and arrange a first calibration call once the draft is in the client's hands. If anyone sees a reason this plan will not hold, say so now, before the search is underway.</w:t>
+        <w:t>Two questions are open and both belong in the first specification session. We do not know whether the role carries the compliance work as well as the contracts, and lawyers at this level ask early because the answer decides how much of their week is their own. We also do not know what the client wants said if a candidate's employer hears about the search, which on a search of this kind is a live possibility.</w:t>
       </w:r>
     </w:p>
     <w:p>
       <w:r>
-        <w:t>A word on how we will keep the thread orderly. This is a correspondence-heavy search, so the record matters as much as the calls, and I will hold the schedules, the notes, and the client billing in one place. Every candidate profile I circulate will carry a name at the top for questions, so nothing waits on a guess about who owns it. When something is delicate, it waits for a call rather than an email, and I will flag those to whichever of you owns the relationship.</w:t>
+        <w:t>Neither question belongs in an email. I have put both at the top of the agenda for the first session so that they are answered while everyone with a view is in the room.</w:t>
+      </w:r>
+    </w:p>
+    <w:p>
+      <w:pPr>
+        <w:pStyle w:val="Heading2"/>
+      </w:pPr>
+      <w:r>
+        <w:t>Before the first session</w:t>
       </w:r>
     </w:p>
     <w:p>
       <w:r>
-        <w:t>That is the whole of it for now. Once the specification is agreed, the market work begins in earnest, and the memo after this one will be about candidates rather than plan.</w:t>
+        <w:t>Scheduling gates everything else, so it is the first job and it is mine. I will ask Amy Alvarez today for two blocks inside the next fortnight, and I will hold slots that work for James Grant as well, since he should hear the brief first hand instead of reading my notes of it.</w:t>
+      </w:r>
+    </w:p>
+    <w:p>
+      <w:r>
+        <w:t>Sandra Fuentes, the outline for the specification is yours. My intake notes are in the engagement file and they are a good deal fuller than the summary I circulated after the session.</w:t>
+      </w:r>
+    </w:p>
+    <w:p>
+      <w:r>
+        <w:t>James Grant, I need your read on the approach wording before I make any research calls. Nothing goes into the market until it is settled. If you would rather the first draft came from me, say so and I will write it against the intake notes and send it up.</w:t>
       </w:r>
     </w:p>
     <w:sectPr>
